--- a/EXCO paper - blank.docx
+++ b/EXCO paper - blank.docx
@@ -570,7 +570,11 @@
       <w:jc w:val="right"/>
     </w:pPr>
     <w:r>
-      <w:rPr/>
+      <w:rPr>
+        <w:rFonts w:ascii="Aptos" w:hAnsi="Aptos" w:eastAsia="Aptos" w:cs="Aptos"/>
+        <w:sz w:val="16"/>
+        <w:szCs w:val="16"/>
+      </w:rPr>
       <w:t xml:space="preserve">Page </w:t>
     </w:r>
     <w:r>
@@ -584,8 +588,11 @@
     </w:r>
     <w:r>
       <w:rPr>
+        <w:rFonts w:ascii="Aptos" w:hAnsi="Aptos" w:eastAsia="Aptos" w:cs="Aptos"/>
         <w:b/>
         <w:bCs/>
+        <w:sz w:val="16"/>
+        <w:szCs w:val="16"/>
       </w:rPr>
       <w:t xml:space="preserve">1</w:t>
     </w:r>
@@ -593,7 +600,11 @@
       <w:fldChar w:fldCharType="end"/>
     </w:r>
     <w:r>
-      <w:rPr/>
+      <w:rPr>
+        <w:rFonts w:ascii="Aptos" w:hAnsi="Aptos" w:eastAsia="Aptos" w:cs="Aptos"/>
+        <w:sz w:val="16"/>
+        <w:szCs w:val="16"/>
+      </w:rPr>
       <w:t xml:space="preserve"> of </w:t>
     </w:r>
     <w:r>
@@ -607,8 +618,11 @@
     </w:r>
     <w:r>
       <w:rPr>
+        <w:rFonts w:ascii="Aptos" w:hAnsi="Aptos" w:eastAsia="Aptos" w:cs="Aptos"/>
         <w:b/>
         <w:bCs/>
+        <w:sz w:val="16"/>
+        <w:szCs w:val="16"/>
       </w:rPr>
       <w:t xml:space="preserve">1</w:t>
     </w:r>
@@ -623,9 +637,10 @@
     </w:pPr>
     <w:r>
       <w:rPr>
+        <w:rFonts w:ascii="Aptos" w:hAnsi="Aptos" w:eastAsia="Aptos" w:cs="Aptos"/>
         <w:color w:val="808080"/>
-        <w:sz w:val="16"/>
-        <w:szCs w:val="16"/>
+        <w:sz w:val="18"/>
+        <w:szCs w:val="18"/>
       </w:rPr>
       <w:t xml:space="preserve">+960 3313244  |  Info@fdc.mv  |  www.fdc.mv</w:t>
     </w:r>
@@ -637,9 +652,10 @@
     </w:pPr>
     <w:r>
       <w:rPr>
+        <w:rFonts w:ascii="Aptos" w:hAnsi="Aptos" w:eastAsia="Aptos" w:cs="Aptos"/>
         <w:color w:val="808080"/>
-        <w:sz w:val="16"/>
-        <w:szCs w:val="16"/>
+        <w:sz w:val="18"/>
+        <w:szCs w:val="18"/>
       </w:rPr>
       <w:t xml:space="preserve">2nd Floor, H.Fathangumaage, 20026, Sosun Magu, Male’, Republic of Maldives</w:t>
     </w:r>
